--- a/docs/FD02-EPIS-Informe Vision.docx
+++ b/docs/FD02-EPIS-Informe Vision.docx
@@ -3632,11 +3632,6 @@
         </w:rPr>
         <w:t xml:space="preserve">Introducción</w:t>
       </w:r>
-      <w:r>
-        <w:rPr>
-          <w:rtl w:val="0"/>
-        </w:rPr>
-      </w:r>
     </w:p>
     <w:p>
       <w:pPr>
@@ -3724,7 +3719,7 @@
         <w:rPr>
           <w:rtl w:val="0"/>
         </w:rPr>
-        <w:t xml:space="preserve">El sistema permitirá administrar bases de datos relacionales mediante una interfaz de línea de comandos (CLI), ejecutando operaciones como creación de tablas, manipulación de datos (operaciones CRUD) y consultas SQL personalizadas. El sistema se integrará con tres gestores de bases de datos ampliamente utilizados: PostgreSQL, MySQL y SQLite.</w:t>
+        <w:t xml:space="preserve">El sistema permitirá administrar bases de datos relacionales y no relacionales mediante una interfaz de línea de comandos (CLI), ejecutando operaciones como creación de tablas, manipulación de datos (operaciones CRUD) y consultas SQL personalizadas. El sistema se integrará con seis gestores de bases de datos ampliamente utilizados: PostgreSQL, MySQL y SQLite (relacionales), y MongoDB, Redis y Cassandra (NoSQL). Adicionalmente, se distribuirá mediante una extensión de Visual Studio Code, un servidor MCP (Model Context Protocol) y un bot de Telegram en modo de solo lectura.</w:t>
       </w:r>
     </w:p>
     <w:p>
@@ -3871,6 +3866,60 @@
     </w:p>
     <w:p>
       <w:pPr>
+        <w:numPr>
+          <w:ilvl w:val="0"/>
+          <w:numId w:val="10"/>
+        </w:numPr>
+        <w:ind w:left="2160" w:hanging="360"/>
+        <w:rPr>
+          <w:u w:val="none"/>
+        </w:rPr>
+      </w:pPr>
+      <w:r>
+        <w:rPr>
+          <w:rtl w:val="0"/>
+        </w:rPr>
+        <w:t xml:space="preserve">Conexión y consultas de solo lectura sobre motores NoSQL: MongoDB (find), Redis (comandos de lectura) y Cassandra (CQL).</w:t>
+      </w:r>
+    </w:p>
+    <w:p>
+      <w:pPr>
+        <w:numPr>
+          <w:ilvl w:val="0"/>
+          <w:numId w:val="10"/>
+        </w:numPr>
+        <w:ind w:left="2160" w:hanging="360"/>
+        <w:rPr>
+          <w:u w:val="none"/>
+        </w:rPr>
+      </w:pPr>
+      <w:r>
+        <w:rPr>
+          <w:rtl w:val="0"/>
+        </w:rPr>
+        <w:t xml:space="preserve">Generación de consultas SQL a partir de lenguaje natural mediante IA (con respaldo por patrones si no hay clave de IA configurada).</w:t>
+      </w:r>
+    </w:p>
+    <w:p>
+      <w:pPr>
+        <w:numPr>
+          <w:ilvl w:val="0"/>
+          <w:numId w:val="10"/>
+        </w:numPr>
+        <w:ind w:left="2160" w:hanging="360"/>
+        <w:rPr>
+          <w:u w:val="none"/>
+        </w:rPr>
+      </w:pPr>
+      <w:r>
+        <w:rPr>
+          <w:rtl w:val="0"/>
+        </w:rPr>
+        <w:t xml:space="preserve">Distribución del sistema mediante extensión de VS Code (Marketplace), servidor MCP (PyPI) y bot de Telegram (solo lectura).</w:t>
+      </w:r>
+    </w:p>
+    <w:p>
+      <w:pPr>
         <w:ind w:firstLine="1440"/>
         <w:rPr>
           <w:b w:val="1"/>
@@ -3998,6 +4047,25 @@
           <w:rtl w:val="0"/>
         </w:rPr>
         <w:t xml:space="preserve">Funcionalidades de respaldo (backup) o restauración automatizada.</w:t>
+      </w:r>
+    </w:p>
+    <w:p>
+      <w:pPr>
+        <w:numPr>
+          <w:ilvl w:val="0"/>
+          <w:numId w:val="18"/>
+        </w:numPr>
+        <w:spacing w:after="0" w:afterAutospacing="0"/>
+        <w:ind w:left="2160" w:hanging="360"/>
+        <w:rPr>
+          <w:u w:val="none"/>
+        </w:rPr>
+      </w:pPr>
+      <w:r>
+        <w:rPr>
+          <w:rtl w:val="0"/>
+        </w:rPr>
+        <w:t xml:space="preserve">Operaciones de escritura (INSERT, UPDATE, DELETE, DROP, etc.) desde las integraciones externas: el servidor MCP y el bot de Telegram solo permiten consultas de lectura por motivos de seguridad.</w:t>
       </w:r>
     </w:p>
     <w:p>
@@ -4846,11 +4914,6 @@
         </w:rPr>
         <w:t xml:space="preserve">Informe de Factibilidad del proyecto (FD01) – Versión 1.0</w:t>
       </w:r>
-      <w:r>
-        <w:rPr>
-          <w:rtl w:val="0"/>
-        </w:rPr>
-      </w:r>
     </w:p>
     <w:p>
       <w:pPr>
@@ -7482,11 +7545,6 @@
         </w:rPr>
         <w:t xml:space="preserve">Perspectiva del producto</w:t>
       </w:r>
-      <w:r>
-        <w:rPr>
-          <w:rtl w:val="0"/>
-        </w:rPr>
-      </w:r>
     </w:p>
     <w:p>
       <w:pPr>
@@ -7497,11 +7555,6 @@
           <w:rtl w:val="0"/>
         </w:rPr>
         <w:t xml:space="preserve">El sistema es una aplicación independiente desarrollada en Python 3.8+ que actúa como intermediario entre el usuario y el sistema gestor de base de datos. No reemplaza al SGBD, sino que se conecta a uno existente, interpreta los comandos ingresados por el usuario (que pueden ser SQL directo o comandos internos del sistema) y ejecuta las operaciones correspondientes.</w:t>
-      </w:r>
-      <w:r>
-        <w:rPr>
-          <w:rtl w:val="0"/>
-        </w:rPr>
       </w:r>
     </w:p>
     <w:p>
@@ -7609,11 +7662,6 @@
         </w:rPr>
         <w:t xml:space="preserve">Visualización de resultados en consola</w:t>
       </w:r>
-      <w:r>
-        <w:rPr>
-          <w:rtl w:val="0"/>
-        </w:rPr>
-      </w:r>
     </w:p>
     <w:p>
       <w:pPr>
@@ -7640,11 +7688,6 @@
         </w:rPr>
         <w:t xml:space="preserve">Suposiciones y dependencias</w:t>
       </w:r>
-      <w:r>
-        <w:rPr>
-          <w:rtl w:val="0"/>
-        </w:rPr>
-      </w:r>
     </w:p>
     <w:p>
       <w:pPr>
@@ -7701,11 +7744,6 @@
           <w:rtl w:val="0"/>
         </w:rPr>
         <w:t xml:space="preserve">Acceso a un entorno de ejecución adecuado</w:t>
-      </w:r>
-      <w:r>
-        <w:rPr>
-          <w:rtl w:val="0"/>
-        </w:rPr>
       </w:r>
     </w:p>
     <w:p>
@@ -7733,11 +7771,6 @@
         </w:rPr>
         <w:t xml:space="preserve">Costos y precios</w:t>
       </w:r>
-      <w:r>
-        <w:rPr>
-          <w:rtl w:val="0"/>
-        </w:rPr>
-      </w:r>
     </w:p>
     <w:p>
       <w:pPr>
@@ -7763,11 +7796,6 @@
           <w:rtl w:val="0"/>
         </w:rPr>
         <w:t xml:space="preserve">Costos de desarrollo (tomados del informe de factibilidad FD01):</w:t>
-      </w:r>
-      <w:r>
-        <w:rPr>
-          <w:rtl w:val="0"/>
-        </w:rPr>
       </w:r>
     </w:p>
     <w:sdt>
@@ -7974,7 +8002,7 @@
                   <w:rPr>
                     <w:rtl w:val="0"/>
                   </w:rPr>
-                  <w:t xml:space="preserve">180</w:t>
+                  <w:t xml:space="preserve">1 060</w:t>
                 </w:r>
               </w:p>
             </w:tc>
@@ -8032,7 +8060,7 @@
                   <w:rPr>
                     <w:rtl w:val="0"/>
                   </w:rPr>
-                  <w:t xml:space="preserve">150</w:t>
+                  <w:t xml:space="preserve">320</w:t>
                 </w:r>
               </w:p>
             </w:tc>
@@ -8090,7 +8118,7 @@
                   <w:rPr>
                     <w:rtl w:val="0"/>
                   </w:rPr>
-                  <w:t xml:space="preserve">6 000</w:t>
+                  <w:t xml:space="preserve">12 000</w:t>
                 </w:r>
               </w:p>
             </w:tc>
@@ -8148,7 +8176,7 @@
                   <w:rPr>
                     <w:rtl w:val="0"/>
                   </w:rPr>
-                  <w:t xml:space="preserve">11 370</w:t>
+                  <w:t xml:space="preserve">18 420</w:t>
                 </w:r>
               </w:p>
             </w:tc>
@@ -8192,11 +8220,6 @@
         </w:rPr>
         <w:t xml:space="preserve">Licenciamiento e instalación</w:t>
       </w:r>
-      <w:r>
-        <w:rPr>
-          <w:rtl w:val="0"/>
-        </w:rPr>
-      </w:r>
     </w:p>
     <w:p>
       <w:pPr>
@@ -8209,11 +8232,6 @@
           <w:rtl w:val="0"/>
         </w:rPr>
         <w:t xml:space="preserve">El proyecto utiliza Licencia MIT, que permite el uso, copia, modificación, fusión, publicación, distribución, sublicencia y venta del software, siempre que se incluya el aviso de copyright y la licencia en las distribuciones. Esta licencia es compatible con el uso académico y comercial.</w:t>
-      </w:r>
-      <w:r>
-        <w:rPr>
-          <w:rtl w:val="0"/>
-        </w:rPr>
       </w:r>
     </w:p>
     <w:p>
@@ -8464,6 +8482,24 @@
     </w:p>
     <w:p>
       <w:pPr>
+        <w:numPr>
+          <w:ilvl w:val="0"/>
+          <w:numId w:val="7"/>
+        </w:numPr>
+        <w:ind w:firstLine="1080"/>
+        <w:rPr>
+          <w:u w:val="none"/>
+        </w:rPr>
+      </w:pPr>
+      <w:r>
+        <w:rPr>
+          <w:rtl w:val="0"/>
+        </w:rPr>
+        <w:t xml:space="preserve">Conexión y consultas de lectura sobre MongoDB, Redis y Cassandra.</w:t>
+      </w:r>
+    </w:p>
+    <w:p>
+      <w:pPr>
         <w:ind w:left="720" w:firstLine="0"/>
         <w:rPr>
           <w:b w:val="1"/>
@@ -8538,6 +8574,44 @@
     </w:p>
     <w:p>
       <w:pPr>
+        <w:numPr>
+          <w:ilvl w:val="0"/>
+          <w:numId w:val="8"/>
+        </w:numPr>
+        <w:spacing w:after="0" w:afterAutospacing="0"/>
+        <w:ind w:firstLine="1080"/>
+        <w:rPr>
+          <w:u w:val="none"/>
+        </w:rPr>
+      </w:pPr>
+      <w:r>
+        <w:rPr>
+          <w:rtl w:val="0"/>
+        </w:rPr>
+        <w:t xml:space="preserve">Generación de consultas SQL a partir de lenguaje natural mediante IA (comando preguntar).</w:t>
+      </w:r>
+    </w:p>
+    <w:p>
+      <w:pPr>
+        <w:numPr>
+          <w:ilvl w:val="0"/>
+          <w:numId w:val="8"/>
+        </w:numPr>
+        <w:spacing w:after="0" w:afterAutospacing="0"/>
+        <w:ind w:firstLine="1080"/>
+        <w:rPr>
+          <w:u w:val="none"/>
+        </w:rPr>
+      </w:pPr>
+      <w:r>
+        <w:rPr>
+          <w:rtl w:val="0"/>
+        </w:rPr>
+        <w:t xml:space="preserve">Distribución mediante extensión de VS Code, servidor MCP y bot de Telegram.</w:t>
+      </w:r>
+    </w:p>
+    <w:p>
+      <w:pPr>
         <w:pStyle w:val="Heading1"/>
         <w:numPr>
           <w:ilvl w:val="0"/>
@@ -8654,7 +8728,23 @@
         <w:rPr>
           <w:rtl w:val="0"/>
         </w:rPr>
-        <w:t xml:space="preserve">Plazo de desarrollo de 1 mes por ser proyecto académico.</w:t>
+        <w:t xml:space="preserve">Plazo de desarrollo de 4 meses por ser proyecto académico.</w:t>
+      </w:r>
+    </w:p>
+    <w:p>
+      <w:pPr>
+        <w:numPr>
+          <w:ilvl w:val="0"/>
+          <w:numId w:val="13"/>
+        </w:numPr>
+        <w:spacing w:after="0" w:afterAutospacing="0"/>
+        <w:ind w:firstLine="1080"/>
+      </w:pPr>
+      <w:r>
+        <w:rPr>
+          <w:rtl w:val="0"/>
+        </w:rPr>
+        <w:t xml:space="preserve">Las integraciones externas (MCP y Telegram) solo permiten operaciones de lectura, sin excepción.</w:t>
       </w:r>
     </w:p>
     <w:p>
@@ -9051,7 +9141,7 @@
         <w:rPr>
           <w:rtl w:val="0"/>
         </w:rPr>
-        <w:t xml:space="preserve">Todas las librerías utilizadas (Python, mysql-connector, psycopg2, prompt_toolkit) son de código abierto con licencias permisivas, sin necesidad de pago por su uso.</w:t>
+        <w:t xml:space="preserve">Todas las librerías utilizadas (Python, mysql-connector, psycopg2, pymongo, redis, cassandra-driver, prompt_toolkit, python-telegram-bot, mcp) son de código abierto con licencias permisivas, sin necesidad de pago por su uso. La publicación en Visual Studio Code Marketplace, PyPI y la API de Bots de Telegram se realiza conforme a los acuerdos de publicación de cada plataforma, sin costo asociado.</w:t>
       </w:r>
     </w:p>
     <w:p>
@@ -9489,6 +9579,25 @@
           <w:rtl w:val="0"/>
         </w:rPr>
         <w:t xml:space="preserve">No se concatenan parámetros del usuario en consultas internas (como la de listar tablas).</w:t>
+      </w:r>
+    </w:p>
+    <w:p>
+      <w:pPr>
+        <w:numPr>
+          <w:ilvl w:val="0"/>
+          <w:numId w:val="16"/>
+        </w:numPr>
+        <w:spacing w:after="0" w:afterAutospacing="0"/>
+        <w:ind w:left="2160" w:hanging="360"/>
+        <w:rPr>
+          <w:u w:val="none"/>
+        </w:rPr>
+      </w:pPr>
+      <w:r>
+        <w:rPr>
+          <w:rtl w:val="0"/>
+        </w:rPr>
+        <w:t xml:space="preserve">El servidor MCP y el bot de Telegram validan cada comando contra un patrón de solo lectura antes de ejecutarlo, rechazando cualquier operación de escritura.</w:t>
       </w:r>
     </w:p>
     <w:p>
